--- a/RFI-Docs/AI MELTWATER NEWS LINKS.docx
+++ b/RFI-Docs/AI MELTWATER NEWS LINKS.docx
@@ -4,9 +4,99 @@
   <w:body>
     <w:p>
       <w:pPr>
+        <w:jc w:val="left"/>
+      </w:pPr>
+      <w:r>
+        <w:rPr>
+          <w:color w:val="646464"/>
+          <w:sz w:val="18"/>
+        </w:rPr>
+        <w:t>Document: AI MELTWATER NEWS LINKS.docx</w:t>
+      </w:r>
+    </w:p>
+    <w:p>
+      <w:pPr>
+        <w:jc w:val="left"/>
+      </w:pPr>
+      <w:r>
+        <w:rPr>
+          <w:color w:val="646464"/>
+          <w:sz w:val="18"/>
+        </w:rPr>
+        <w:t>Topic: Artificial Intelligence (AI) | Type: News Articles</w:t>
+      </w:r>
+    </w:p>
+    <w:p>
+      <w:pPr>
+        <w:jc w:val="left"/>
+      </w:pPr>
+      <w:r>
+        <w:rPr>
+          <w:color w:val="646464"/>
+          <w:sz w:val="18"/>
+        </w:rPr>
+        <w:t>Created: 2024-06-03 | By: Richman, Michael (VACO)</w:t>
+      </w:r>
+    </w:p>
+    <w:p>
+      <w:pPr>
+        <w:jc w:val="left"/>
+      </w:pPr>
+      <w:r>
+        <w:rPr>
+          <w:color w:val="646464"/>
+          <w:sz w:val="18"/>
+        </w:rPr>
+        <w:t>Modified: 2025-02-06 | By: Richman, Michael (VACO)</w:t>
+      </w:r>
+    </w:p>
+    <w:p>
+      <w:pPr>
+        <w:jc w:val="left"/>
+      </w:pPr>
+      <w:r>
+        <w:rPr>
+          <w:color w:val="C8C8C8"/>
+          <w:sz w:val="16"/>
+        </w:rPr>
+        <w:t>────────────────────────────────────────────────────────────────────────────────</w:t>
+      </w:r>
+    </w:p>
+    <w:p>
+      <w:pPr>
+        <w:jc w:val="left"/>
+      </w:pPr>
+      <w:r/>
+    </w:p>
+    <w:p>
+      <w:pPr>
+        <w:jc w:val="left"/>
+      </w:pPr>
+      <w:r>
+        <w:rPr>
+          <w:color w:val="646464"/>
+          <w:sz w:val="18"/>
+        </w:rPr>
+        <w:t>Created: 2024-06-03 | By: Richman, Michael (VACO)</w:t>
+      </w:r>
+    </w:p>
+    <w:p>
+      <w:pPr>
+        <w:jc w:val="left"/>
+      </w:pPr>
+      <w:r>
+        <w:rPr>
+          <w:color w:val="646464"/>
+          <w:sz w:val="18"/>
+        </w:rPr>
+        <w:t>Modified: 2025-02-06 | By: Richman, Michael (VACO)</w:t>
+      </w:r>
+    </w:p>
+    <w:p>
+      <w:pPr>
         <w:shd w:val="clear" w:color="auto" w:fill="FFFFFF"/>
         <w:spacing w:after="0" w:line="240" w:lineRule="auto"/>
-        <w:jc w:val="center"/>
+        <w:jc w:val="left"/>
         <w:outlineLvl w:val="0"/>
         <w:rPr>
           <w:rFonts w:eastAsia="Times New Roman" w:cstheme="minorHAnsi"/>
@@ -19,6 +109,18 @@
       </w:pPr>
       <w:r>
         <w:rPr>
+          <w:color w:val="C8C8C8"/>
+          <w:sz w:val="16"/>
+        </w:rPr>
+        <w:t>────────────────────────────────────────────────────────────────────────────────</w:t>
+      </w:r>
+    </w:p>
+    <w:p>
+      <w:pPr>
+        <w:shd w:val="clear" w:color="auto" w:fill="FFFFFF"/>
+        <w:spacing w:after="0" w:line="240" w:lineRule="auto"/>
+        <w:outlineLvl w:val="0"/>
+        <w:rPr>
           <w:rFonts w:eastAsia="Times New Roman" w:cstheme="minorHAnsi"/>
           <w:color w:val="1F3765"/>
           <w:kern w:val="36"/>
@@ -26,45 +128,8 @@
           <w:szCs w:val="24"/>
           <w14:ligatures w14:val="none"/>
         </w:rPr>
-        <w:t xml:space="preserve">AI </w:t>
-      </w:r>
-      <w:r>
-        <w:rPr>
-          <w:rFonts w:eastAsia="Times New Roman" w:cstheme="minorHAnsi"/>
-          <w:color w:val="1F3765"/>
-          <w:kern w:val="36"/>
-          <w:sz w:val="24"/>
-          <w:szCs w:val="24"/>
-          <w14:ligatures w14:val="none"/>
-        </w:rPr>
-        <w:t xml:space="preserve">MELTWATER </w:t>
-      </w:r>
-      <w:r>
-        <w:rPr>
-          <w:rFonts w:eastAsia="Times New Roman" w:cstheme="minorHAnsi"/>
-          <w:color w:val="1F3765"/>
-          <w:kern w:val="36"/>
-          <w:sz w:val="24"/>
-          <w:szCs w:val="24"/>
-          <w14:ligatures w14:val="none"/>
-        </w:rPr>
-        <w:t>NEWS LINKS</w:t>
-      </w:r>
-    </w:p>
-    <w:p>
-      <w:pPr>
-        <w:shd w:val="clear" w:color="auto" w:fill="FFFFFF"/>
-        <w:spacing w:after="0" w:line="240" w:lineRule="auto"/>
-        <w:outlineLvl w:val="0"/>
-        <w:rPr>
-          <w:rFonts w:eastAsia="Times New Roman" w:cstheme="minorHAnsi"/>
-          <w:color w:val="1F3765"/>
-          <w:kern w:val="36"/>
-          <w:sz w:val="24"/>
-          <w:szCs w:val="24"/>
-          <w14:ligatures w14:val="none"/>
-        </w:rPr>
-      </w:pPr>
+      </w:pPr>
+      <w:r/>
     </w:p>
     <w:p>
       <w:pPr>
